--- a/public/downloads/module-1/exercices/exercice-guide-solution.docx
+++ b/public/downloads/module-1/exercices/exercice-guide-solution.docx
@@ -598,6 +598,94 @@
           </w:p>
         </w:tc>
       </w:tr>
+      <w:tr>
+        <w:tc>
+          <w:tcPr>
+            <w:tcW w:type="dxa" w:w="500"/>
+            <w:tcMar>
+              <w:top w:type="dxa" w:w="120"/>
+              <w:left w:type="dxa" w:w="120"/>
+              <w:bottom w:type="dxa" w:w="120"/>
+              <w:right w:type="dxa" w:w="120"/>
+            </w:tcMar>
+          </w:tcPr>
+          <w:p>
+            <w:r>
+              <w:rPr>
+                <w:color w:val="1A1323"/>
+                <w:sz w:val="20"/>
+                <w:szCs w:val="20"/>
+              </w:rPr>
+              <w:t xml:space="preserve">6</w:t>
+            </w:r>
+          </w:p>
+        </w:tc>
+        <w:tc>
+          <w:tcPr>
+            <w:tcW w:type="dxa" w:w="2600"/>
+            <w:tcMar>
+              <w:top w:type="dxa" w:w="120"/>
+              <w:left w:type="dxa" w:w="120"/>
+              <w:bottom w:type="dxa" w:w="120"/>
+              <w:right w:type="dxa" w:w="120"/>
+            </w:tcMar>
+          </w:tcPr>
+          <w:p>
+            <w:r>
+              <w:rPr>
+                <w:color w:val="1A1323"/>
+                <w:sz w:val="20"/>
+                <w:szCs w:val="20"/>
+              </w:rPr>
+              <w:t xml:space="preserve">Créer la maquette d'une landing page pour une nouvelle offre</w:t>
+            </w:r>
+          </w:p>
+        </w:tc>
+        <w:tc>
+          <w:tcPr>
+            <w:tcW w:type="dxa" w:w="1700"/>
+            <w:tcMar>
+              <w:top w:type="dxa" w:w="120"/>
+              <w:left w:type="dxa" w:w="120"/>
+              <w:bottom w:type="dxa" w:w="120"/>
+              <w:right w:type="dxa" w:w="120"/>
+            </w:tcMar>
+          </w:tcPr>
+          <w:p>
+            <w:r>
+              <w:rPr>
+                <w:b/>
+                <w:bCs/>
+                <w:color w:val="1A1323"/>
+                <w:sz w:val="20"/>
+                <w:szCs w:val="20"/>
+              </w:rPr>
+              <w:t xml:space="preserve">Claude Design</w:t>
+            </w:r>
+          </w:p>
+        </w:tc>
+        <w:tc>
+          <w:tcPr>
+            <w:tcW w:type="dxa" w:w="4640"/>
+            <w:tcMar>
+              <w:top w:type="dxa" w:w="120"/>
+              <w:left w:type="dxa" w:w="120"/>
+              <w:bottom w:type="dxa" w:w="120"/>
+              <w:right w:type="dxa" w:w="120"/>
+            </w:tcMar>
+          </w:tcPr>
+          <w:p>
+            <w:r>
+              <w:rPr>
+                <w:color w:val="1A1323"/>
+                <w:sz w:val="20"/>
+                <w:szCs w:val="20"/>
+              </w:rPr>
+              <w:t xml:space="preserve">Rendu visuel professionnel attendu, avec des ajustements en temps réel sur une toile — pas un fichier de code à relire ni une simple réponse texte</w:t>
+            </w:r>
+          </w:p>
+        </w:tc>
+      </w:tr>
     </w:tbl>
     <w:p>
       <w:pPr>
@@ -653,7 +741,7 @@
                 <w:sz w:val="22"/>
                 <w:szCs w:val="22"/>
               </w:rPr>
-              <w:t xml:space="preserve">beaucoup de participants répondent « Claude Code » à la tâche 1 par réflexe (« c'est plus puissant ») — l'occasion de rappeler que le bon outil est le plus simple qui suffit, pas le plus impressionnant. Utiliser Claude Code pour un email ponctuel n'est pas une erreur fatale, mais c'est un détour inutile.</w:t>
+              <w:t xml:space="preserve">beaucoup de participants répondent « Claude Code » à la tâche 1 par réflexe (« c'est plus puissant ») — l'occasion de rappeler que le bon outil est le plus simple qui suffit, pas le plus impressionnant. Utiliser Claude Code pour un email ponctuel n'est pas une erreur fatale, mais c'est un détour inutile. Sur la tâche 6, certains répondront « Claude Code » aussi — rappeler que Claude Design reste préférable en première intention pour un rendu visuel à itérer avec un client, Claude Code prenant le relais une fois la maquette validée pour la rendre fonctionnelle (lien direct avec le Module 4).</w:t>
             </w:r>
           </w:p>
         </w:tc>
